--- a/program/산출물양식/w2/제출본/[모델링 및 평가] AI 시스템 아키텍처_2차_여행.docx
+++ b/program/산출물양식/w2/제출본/[모델링 및 평가] AI 시스템 아키텍처_2차_여행.docx
@@ -2372,7 +2372,7 @@
               </w:rPr>
               <w:drawing>
                 <wp:inline distT="0" distB="0" distL="0" distR="0">
-                  <wp:extent cx="5545577" cy="7111672"/>
+                  <wp:extent cx="5669280" cy="7023388"/>
                   <wp:effectExtent l="0" t="0" r="0" b="0"/>
                   <wp:docPr id="901" name="그림 1"/>
                   <a:graphic>
@@ -2391,7 +2391,7 @@
                         <pic:spPr>
                           <a:xfrm>
                             <a:off x="0" y="0"/>
-                            <a:ext cx="5545577" cy="7111672"/>
+                            <a:ext cx="5669280" cy="7023388"/>
                           </a:xfrm>
                           <a:prstGeom prst="rect">
                             <a:avLst/>
